--- a/tillsyn/A 7824-2025 tillsynsbegäran.docx
+++ b/tillsyn/A 7824-2025 tillsynsbegäran.docx
@@ -485,7 +485,7 @@
     <w:r>
       <w:tab/>
       <w:tab/>
-      <w:t>2025-03-24</w:t>
+      <w:t>2025-03-25</w:t>
       <w:br/>
       <w:br/>
     </w:r>

--- a/tillsyn/A 7824-2025 tillsynsbegäran.docx
+++ b/tillsyn/A 7824-2025 tillsynsbegäran.docx
@@ -485,7 +485,7 @@
     <w:r>
       <w:tab/>
       <w:tab/>
-      <w:t>2025-03-25</w:t>
+      <w:t>2025-03-26</w:t>
       <w:br/>
       <w:br/>
     </w:r>

--- a/tillsyn/A 7824-2025 tillsynsbegäran.docx
+++ b/tillsyn/A 7824-2025 tillsynsbegäran.docx
@@ -485,7 +485,7 @@
     <w:r>
       <w:tab/>
       <w:tab/>
-      <w:t>2025-03-26</w:t>
+      <w:t>2025-03-27</w:t>
       <w:br/>
       <w:br/>
     </w:r>

--- a/tillsyn/A 7824-2025 tillsynsbegäran.docx
+++ b/tillsyn/A 7824-2025 tillsynsbegäran.docx
@@ -485,7 +485,7 @@
     <w:r>
       <w:tab/>
       <w:tab/>
-      <w:t>2025-03-27</w:t>
+      <w:t>2025-03-28</w:t>
       <w:br/>
       <w:br/>
     </w:r>

--- a/tillsyn/A 7824-2025 tillsynsbegäran.docx
+++ b/tillsyn/A 7824-2025 tillsynsbegäran.docx
@@ -485,7 +485,7 @@
     <w:r>
       <w:tab/>
       <w:tab/>
-      <w:t>2025-04-02</w:t>
+      <w:t>2025-04-03</w:t>
       <w:br/>
       <w:br/>
     </w:r>

--- a/tillsyn/A 7824-2025 tillsynsbegäran.docx
+++ b/tillsyn/A 7824-2025 tillsynsbegäran.docx
@@ -485,7 +485,7 @@
     <w:r>
       <w:tab/>
       <w:tab/>
-      <w:t>2025-04-03</w:t>
+      <w:t>2025-04-05</w:t>
       <w:br/>
       <w:br/>
     </w:r>

--- a/tillsyn/A 7824-2025 tillsynsbegäran.docx
+++ b/tillsyn/A 7824-2025 tillsynsbegäran.docx
@@ -485,7 +485,7 @@
     <w:r>
       <w:tab/>
       <w:tab/>
-      <w:t>2025-04-05</w:t>
+      <w:t>2025-04-06</w:t>
       <w:br/>
       <w:br/>
     </w:r>

--- a/tillsyn/A 7824-2025 tillsynsbegäran.docx
+++ b/tillsyn/A 7824-2025 tillsynsbegäran.docx
@@ -485,7 +485,7 @@
     <w:r>
       <w:tab/>
       <w:tab/>
-      <w:t>2025-04-06</w:t>
+      <w:t>2025-04-07</w:t>
       <w:br/>
       <w:br/>
     </w:r>

--- a/tillsyn/A 7824-2025 tillsynsbegäran.docx
+++ b/tillsyn/A 7824-2025 tillsynsbegäran.docx
@@ -485,7 +485,7 @@
     <w:r>
       <w:tab/>
       <w:tab/>
-      <w:t>2025-04-07</w:t>
+      <w:t>2025-04-08</w:t>
       <w:br/>
       <w:br/>
     </w:r>

--- a/tillsyn/A 7824-2025 tillsynsbegäran.docx
+++ b/tillsyn/A 7824-2025 tillsynsbegäran.docx
@@ -485,7 +485,7 @@
     <w:r>
       <w:tab/>
       <w:tab/>
-      <w:t>2025-04-08</w:t>
+      <w:t>2025-04-09</w:t>
       <w:br/>
       <w:br/>
     </w:r>

--- a/tillsyn/A 7824-2025 tillsynsbegäran.docx
+++ b/tillsyn/A 7824-2025 tillsynsbegäran.docx
@@ -207,7 +207,7 @@
     </w:p>
     <w:p>
       <w:r>
-        <w:t xml:space="preserve">Talltita är rödlistad som NT, fridlyst och prioriterad art i Skogsvårdslagen. Den omfattas av EU:s fågeldirektiv. Arten har minskat kraftigt de senaste 30 åren och minskningstakten innevarande 10-årsperiod beräknas till 20 (10–30) % (SLU Artdatabanken, 2022). </w:t>
+        <w:t>Talltita är rödlistad som NT, fridlyst och prioriterad art i Skogsvårdslagen. Den omfattas av EU:s fågeldirektiv. Arten har minskat kraftigt de senaste 30 åren och minskningstakten innevarande 10-årsperiod beräknas till 20 (10–30) % (SLU Artdatabanken, 2022).</w:t>
       </w:r>
     </w:p>
     <w:p>
@@ -244,7 +244,7 @@
         <w:t xml:space="preserve">Differential demographic responses of sympatric Parids to vegetation management in boreal forest. </w:t>
       </w:r>
       <w:r>
-        <w:t xml:space="preserve">For. Ecol. Manage. 319, 169–175. </w:t>
+        <w:t>For. Ecol. Manage. 319, 169–175.</w:t>
       </w:r>
     </w:p>
     <w:p>
@@ -258,7 +258,7 @@
         <w:t xml:space="preserve">Coherence, composition and territories of winter social groups of the Willow Tit Parus montanus and the Crested Tit P. cristatus. </w:t>
       </w:r>
       <w:r>
-        <w:t xml:space="preserve">Ornis Scandinavica, 10, pp 56–68 </w:t>
+        <w:t>Ornis Scandinavica, 10, pp 56–68</w:t>
       </w:r>
     </w:p>
     <w:p>
@@ -272,7 +272,7 @@
         <w:t xml:space="preserve">Impact of forestry practices on fitness correlates and population productivity in an open-nesting bird species. </w:t>
       </w:r>
       <w:r>
-        <w:t xml:space="preserve">Conserv. Biol. 21, 767–774. https://doi.org/10.1111/j.1523- 1739.2007.00675.x </w:t>
+        <w:t>Conserv. Biol. 21, 767–774. https://doi.org/10.1111/j.1523- 1739.2007.00675.x</w:t>
       </w:r>
     </w:p>
     <w:p>
@@ -327,12 +327,12 @@
     </w:p>
     <w:p>
       <w:r>
-        <w:t>Tjäder (§4) är en utpräglad skogsfågel knuten till större sammanhängande barrskogsområden. Tupparna och hönorna utnyttjar till viss del olika miljöer, och habitatvalet varierar dessutom mellan olika delar av året. För att det ska finnas livskraftiga tjäderbestånd krävs funktionella skogslandskap med en blandning av uppvuxen, gles och luckig skog, täta sumpskogar, myrar och andra små våtmarker.</w:t>
+        <w:t>Tjäder (§4) är en utpräglad skogsfågel knuten till större sammanhängande barrskogsområden. Tupparna och hönorna utnyttjar till viss del olika miljöer, och habitatvalet varierar dessutom mellan olika delar av året. För att det ska finnas livskraftiga tjäderbestånd krävs funktionella skogslandskap med en blandning av uppvuxen, gles och luckig skog, täta sumpskogar, myrar och andra små våtmarker (Skogsstyrelsen, 2019).</w:t>
       </w:r>
     </w:p>
     <w:p>
       <w:r>
-        <w:t>Arten försvinner när skogen fragmenteras och den sammanlagda arealen hyggen och andra öppna områden blir för stor. Ett småskaligt och försiktigt virkesuttag genom hyggesfria metoder kan i vissa fall vara möjligt i området inom 200 m från lekcentrum. Längre ut från lekcentrum, inom 200–500 m bör den avverkade ytan inte överskrida 1 hektar för att undvika alltför stora och snabba förändringar.</w:t>
+        <w:t>Arten försvinner när skogen fragmenteras och den sammanlagda arealen hyggen och andra öppna områden blir för stor. Ett småskaligt och försiktigt virkesuttag genom hyggesfria metoder kan i vissa fall vara möjligt i området inom 200 m från lekcentrum. Längre ut från lekcentrum, inom 200–500 m bör den avverkade ytan inte överskrida 1 hektar för att undvika alltför stora och snabba förändringar (Skogsstyrelsen, 2019).</w:t>
       </w:r>
     </w:p>
     <w:p>
@@ -485,7 +485,7 @@
     <w:r>
       <w:tab/>
       <w:tab/>
-      <w:t>2025-04-09</w:t>
+      <w:t>2025-04-10</w:t>
       <w:br/>
       <w:br/>
     </w:r>

--- a/tillsyn/A 7824-2025 tillsynsbegäran.docx
+++ b/tillsyn/A 7824-2025 tillsynsbegäran.docx
@@ -485,7 +485,7 @@
     <w:r>
       <w:tab/>
       <w:tab/>
-      <w:t>2025-04-10</w:t>
+      <w:t>2025-04-11</w:t>
       <w:br/>
       <w:br/>
     </w:r>

--- a/tillsyn/A 7824-2025 tillsynsbegäran.docx
+++ b/tillsyn/A 7824-2025 tillsynsbegäran.docx
@@ -485,7 +485,7 @@
     <w:r>
       <w:tab/>
       <w:tab/>
-      <w:t>2025-04-11</w:t>
+      <w:t>2025-04-12</w:t>
       <w:br/>
       <w:br/>
     </w:r>

--- a/tillsyn/A 7824-2025 tillsynsbegäran.docx
+++ b/tillsyn/A 7824-2025 tillsynsbegäran.docx
@@ -485,7 +485,7 @@
     <w:r>
       <w:tab/>
       <w:tab/>
-      <w:t>2025-04-12</w:t>
+      <w:t>2025-04-13</w:t>
       <w:br/>
       <w:br/>
     </w:r>

--- a/tillsyn/A 7824-2025 tillsynsbegäran.docx
+++ b/tillsyn/A 7824-2025 tillsynsbegäran.docx
@@ -485,7 +485,7 @@
     <w:r>
       <w:tab/>
       <w:tab/>
-      <w:t>2025-04-13</w:t>
+      <w:t>2025-04-14</w:t>
       <w:br/>
       <w:br/>
     </w:r>

--- a/tillsyn/A 7824-2025 tillsynsbegäran.docx
+++ b/tillsyn/A 7824-2025 tillsynsbegäran.docx
@@ -485,7 +485,7 @@
     <w:r>
       <w:tab/>
       <w:tab/>
-      <w:t>2025-04-14</w:t>
+      <w:t>2025-04-15</w:t>
       <w:br/>
       <w:br/>
     </w:r>

--- a/tillsyn/A 7824-2025 tillsynsbegäran.docx
+++ b/tillsyn/A 7824-2025 tillsynsbegäran.docx
@@ -485,7 +485,7 @@
     <w:r>
       <w:tab/>
       <w:tab/>
-      <w:t>2025-04-15</w:t>
+      <w:t>2025-04-16</w:t>
       <w:br/>
       <w:br/>
     </w:r>

--- a/tillsyn/A 7824-2025 tillsynsbegäran.docx
+++ b/tillsyn/A 7824-2025 tillsynsbegäran.docx
@@ -485,7 +485,7 @@
     <w:r>
       <w:tab/>
       <w:tab/>
-      <w:t>2025-04-16</w:t>
+      <w:t>2025-04-17</w:t>
       <w:br/>
       <w:br/>
     </w:r>

--- a/tillsyn/A 7824-2025 tillsynsbegäran.docx
+++ b/tillsyn/A 7824-2025 tillsynsbegäran.docx
@@ -485,7 +485,7 @@
     <w:r>
       <w:tab/>
       <w:tab/>
-      <w:t>2025-04-17</w:t>
+      <w:t>2025-04-18</w:t>
       <w:br/>
       <w:br/>
     </w:r>

--- a/tillsyn/A 7824-2025 tillsynsbegäran.docx
+++ b/tillsyn/A 7824-2025 tillsynsbegäran.docx
@@ -485,7 +485,7 @@
     <w:r>
       <w:tab/>
       <w:tab/>
-      <w:t>2025-04-18</w:t>
+      <w:t>2025-04-19</w:t>
       <w:br/>
       <w:br/>
     </w:r>

--- a/tillsyn/A 7824-2025 tillsynsbegäran.docx
+++ b/tillsyn/A 7824-2025 tillsynsbegäran.docx
@@ -485,7 +485,7 @@
     <w:r>
       <w:tab/>
       <w:tab/>
-      <w:t>2025-05-03</w:t>
+      <w:t>2025-05-04</w:t>
       <w:br/>
       <w:br/>
     </w:r>

--- a/tillsyn/A 7824-2025 tillsynsbegäran.docx
+++ b/tillsyn/A 7824-2025 tillsynsbegäran.docx
@@ -485,7 +485,7 @@
     <w:r>
       <w:tab/>
       <w:tab/>
-      <w:t>2025-05-04</w:t>
+      <w:t>2025-05-06</w:t>
       <w:br/>
       <w:br/>
     </w:r>

--- a/tillsyn/A 7824-2025 tillsynsbegäran.docx
+++ b/tillsyn/A 7824-2025 tillsynsbegäran.docx
@@ -485,7 +485,7 @@
     <w:r>
       <w:tab/>
       <w:tab/>
-      <w:t>2025-05-06</w:t>
+      <w:t>2025-05-07</w:t>
       <w:br/>
       <w:br/>
     </w:r>

--- a/tillsyn/A 7824-2025 tillsynsbegäran.docx
+++ b/tillsyn/A 7824-2025 tillsynsbegäran.docx
@@ -485,7 +485,7 @@
     <w:r>
       <w:tab/>
       <w:tab/>
-      <w:t>2025-05-07</w:t>
+      <w:t>2025-05-08</w:t>
       <w:br/>
       <w:br/>
     </w:r>

--- a/tillsyn/A 7824-2025 tillsynsbegäran.docx
+++ b/tillsyn/A 7824-2025 tillsynsbegäran.docx
@@ -485,7 +485,7 @@
     <w:r>
       <w:tab/>
       <w:tab/>
-      <w:t>2025-05-08</w:t>
+      <w:t>2025-05-09</w:t>
       <w:br/>
       <w:br/>
     </w:r>

--- a/tillsyn/A 7824-2025 tillsynsbegäran.docx
+++ b/tillsyn/A 7824-2025 tillsynsbegäran.docx
@@ -485,7 +485,7 @@
     <w:r>
       <w:tab/>
       <w:tab/>
-      <w:t>2025-05-09</w:t>
+      <w:t>2025-05-10</w:t>
       <w:br/>
       <w:br/>
     </w:r>

--- a/tillsyn/A 7824-2025 tillsynsbegäran.docx
+++ b/tillsyn/A 7824-2025 tillsynsbegäran.docx
@@ -485,7 +485,7 @@
     <w:r>
       <w:tab/>
       <w:tab/>
-      <w:t>2025-05-10</w:t>
+      <w:t>2025-05-11</w:t>
       <w:br/>
       <w:br/>
     </w:r>

--- a/tillsyn/A 7824-2025 tillsynsbegäran.docx
+++ b/tillsyn/A 7824-2025 tillsynsbegäran.docx
@@ -485,7 +485,7 @@
     <w:r>
       <w:tab/>
       <w:tab/>
-      <w:t>2025-05-11</w:t>
+      <w:t>2025-05-12</w:t>
       <w:br/>
       <w:br/>
     </w:r>

--- a/tillsyn/A 7824-2025 tillsynsbegäran.docx
+++ b/tillsyn/A 7824-2025 tillsynsbegäran.docx
@@ -485,7 +485,7 @@
     <w:r>
       <w:tab/>
       <w:tab/>
-      <w:t>2025-05-12</w:t>
+      <w:t>2025-05-13</w:t>
       <w:br/>
       <w:br/>
     </w:r>

--- a/tillsyn/A 7824-2025 tillsynsbegäran.docx
+++ b/tillsyn/A 7824-2025 tillsynsbegäran.docx
@@ -485,7 +485,7 @@
     <w:r>
       <w:tab/>
       <w:tab/>
-      <w:t>2025-05-13</w:t>
+      <w:t>2025-05-14</w:t>
       <w:br/>
       <w:br/>
     </w:r>

--- a/tillsyn/A 7824-2025 tillsynsbegäran.docx
+++ b/tillsyn/A 7824-2025 tillsynsbegäran.docx
@@ -485,7 +485,7 @@
     <w:r>
       <w:tab/>
       <w:tab/>
-      <w:t>2025-05-14</w:t>
+      <w:t>2025-05-15</w:t>
       <w:br/>
       <w:br/>
     </w:r>

--- a/tillsyn/A 7824-2025 tillsynsbegäran.docx
+++ b/tillsyn/A 7824-2025 tillsynsbegäran.docx
@@ -485,7 +485,7 @@
     <w:r>
       <w:tab/>
       <w:tab/>
-      <w:t>2025-05-15</w:t>
+      <w:t>2025-05-16</w:t>
       <w:br/>
       <w:br/>
     </w:r>

--- a/tillsyn/A 7824-2025 tillsynsbegäran.docx
+++ b/tillsyn/A 7824-2025 tillsynsbegäran.docx
@@ -485,7 +485,7 @@
     <w:r>
       <w:tab/>
       <w:tab/>
-      <w:t>2025-05-16</w:t>
+      <w:t>2025-05-17</w:t>
       <w:br/>
       <w:br/>
     </w:r>

--- a/tillsyn/A 7824-2025 tillsynsbegäran.docx
+++ b/tillsyn/A 7824-2025 tillsynsbegäran.docx
@@ -485,7 +485,7 @@
     <w:r>
       <w:tab/>
       <w:tab/>
-      <w:t>2025-05-17</w:t>
+      <w:t>2025-05-18</w:t>
       <w:br/>
       <w:br/>
     </w:r>

--- a/tillsyn/A 7824-2025 tillsynsbegäran.docx
+++ b/tillsyn/A 7824-2025 tillsynsbegäran.docx
@@ -485,7 +485,7 @@
     <w:r>
       <w:tab/>
       <w:tab/>
-      <w:t>2025-05-18</w:t>
+      <w:t>2025-05-19</w:t>
       <w:br/>
       <w:br/>
     </w:r>

--- a/tillsyn/A 7824-2025 tillsynsbegäran.docx
+++ b/tillsyn/A 7824-2025 tillsynsbegäran.docx
@@ -485,7 +485,7 @@
     <w:r>
       <w:tab/>
       <w:tab/>
-      <w:t>2025-05-19</w:t>
+      <w:t>2025-05-20</w:t>
       <w:br/>
       <w:br/>
     </w:r>

--- a/tillsyn/A 7824-2025 tillsynsbegäran.docx
+++ b/tillsyn/A 7824-2025 tillsynsbegäran.docx
@@ -485,7 +485,7 @@
     <w:r>
       <w:tab/>
       <w:tab/>
-      <w:t>2025-05-20</w:t>
+      <w:t>2025-05-21</w:t>
       <w:br/>
       <w:br/>
     </w:r>

--- a/tillsyn/A 7824-2025 tillsynsbegäran.docx
+++ b/tillsyn/A 7824-2025 tillsynsbegäran.docx
@@ -485,7 +485,7 @@
     <w:r>
       <w:tab/>
       <w:tab/>
-      <w:t>2025-05-21</w:t>
+      <w:t>2025-05-22</w:t>
       <w:br/>
       <w:br/>
     </w:r>

--- a/tillsyn/A 7824-2025 tillsynsbegäran.docx
+++ b/tillsyn/A 7824-2025 tillsynsbegäran.docx
@@ -485,7 +485,7 @@
     <w:r>
       <w:tab/>
       <w:tab/>
-      <w:t>2025-05-22</w:t>
+      <w:t>2025-05-23</w:t>
       <w:br/>
       <w:br/>
     </w:r>

--- a/tillsyn/A 7824-2025 tillsynsbegäran.docx
+++ b/tillsyn/A 7824-2025 tillsynsbegäran.docx
@@ -485,7 +485,7 @@
     <w:r>
       <w:tab/>
       <w:tab/>
-      <w:t>2025-05-23</w:t>
+      <w:t>2025-05-24</w:t>
       <w:br/>
       <w:br/>
     </w:r>

--- a/tillsyn/A 7824-2025 tillsynsbegäran.docx
+++ b/tillsyn/A 7824-2025 tillsynsbegäran.docx
@@ -485,7 +485,7 @@
     <w:r>
       <w:tab/>
       <w:tab/>
-      <w:t>2025-05-24</w:t>
+      <w:t>2025-05-25</w:t>
       <w:br/>
       <w:br/>
     </w:r>

--- a/tillsyn/A 7824-2025 tillsynsbegäran.docx
+++ b/tillsyn/A 7824-2025 tillsynsbegäran.docx
@@ -485,7 +485,7 @@
     <w:r>
       <w:tab/>
       <w:tab/>
-      <w:t>2025-05-25</w:t>
+      <w:t>2025-05-26</w:t>
       <w:br/>
       <w:br/>
     </w:r>

--- a/tillsyn/A 7824-2025 tillsynsbegäran.docx
+++ b/tillsyn/A 7824-2025 tillsynsbegäran.docx
@@ -485,7 +485,7 @@
     <w:r>
       <w:tab/>
       <w:tab/>
-      <w:t>2025-05-26</w:t>
+      <w:t>2025-05-27</w:t>
       <w:br/>
       <w:br/>
     </w:r>

--- a/tillsyn/A 7824-2025 tillsynsbegäran.docx
+++ b/tillsyn/A 7824-2025 tillsynsbegäran.docx
@@ -485,7 +485,7 @@
     <w:r>
       <w:tab/>
       <w:tab/>
-      <w:t>2025-05-27</w:t>
+      <w:t>2025-05-30</w:t>
       <w:br/>
       <w:br/>
     </w:r>

--- a/tillsyn/A 7824-2025 tillsynsbegäran.docx
+++ b/tillsyn/A 7824-2025 tillsynsbegäran.docx
@@ -485,7 +485,7 @@
     <w:r>
       <w:tab/>
       <w:tab/>
-      <w:t>2025-05-30</w:t>
+      <w:t>2025-06-01</w:t>
       <w:br/>
       <w:br/>
     </w:r>

--- a/tillsyn/A 7824-2025 tillsynsbegäran.docx
+++ b/tillsyn/A 7824-2025 tillsynsbegäran.docx
@@ -485,7 +485,7 @@
     <w:r>
       <w:tab/>
       <w:tab/>
-      <w:t>2025-06-01</w:t>
+      <w:t>2025-06-02</w:t>
       <w:br/>
       <w:br/>
     </w:r>

--- a/tillsyn/A 7824-2025 tillsynsbegäran.docx
+++ b/tillsyn/A 7824-2025 tillsynsbegäran.docx
@@ -485,7 +485,7 @@
     <w:r>
       <w:tab/>
       <w:tab/>
-      <w:t>2025-06-02</w:t>
+      <w:t>2025-06-03</w:t>
       <w:br/>
       <w:br/>
     </w:r>

--- a/tillsyn/A 7824-2025 tillsynsbegäran.docx
+++ b/tillsyn/A 7824-2025 tillsynsbegäran.docx
@@ -485,7 +485,7 @@
     <w:r>
       <w:tab/>
       <w:tab/>
-      <w:t>2025-06-03</w:t>
+      <w:t>2025-06-04</w:t>
       <w:br/>
       <w:br/>
     </w:r>

--- a/tillsyn/A 7824-2025 tillsynsbegäran.docx
+++ b/tillsyn/A 7824-2025 tillsynsbegäran.docx
@@ -485,7 +485,7 @@
     <w:r>
       <w:tab/>
       <w:tab/>
-      <w:t>2025-06-04</w:t>
+      <w:t>2025-06-05</w:t>
       <w:br/>
       <w:br/>
     </w:r>

--- a/tillsyn/A 7824-2025 tillsynsbegäran.docx
+++ b/tillsyn/A 7824-2025 tillsynsbegäran.docx
@@ -485,7 +485,7 @@
     <w:r>
       <w:tab/>
       <w:tab/>
-      <w:t>2025-06-05</w:t>
+      <w:t>2025-06-13</w:t>
       <w:br/>
       <w:br/>
     </w:r>

--- a/tillsyn/A 7824-2025 tillsynsbegäran.docx
+++ b/tillsyn/A 7824-2025 tillsynsbegäran.docx
@@ -485,7 +485,7 @@
     <w:r>
       <w:tab/>
       <w:tab/>
-      <w:t>2025-06-13</w:t>
+      <w:t>2025-06-15</w:t>
       <w:br/>
       <w:br/>
     </w:r>

--- a/tillsyn/A 7824-2025 tillsynsbegäran.docx
+++ b/tillsyn/A 7824-2025 tillsynsbegäran.docx
@@ -485,7 +485,7 @@
     <w:r>
       <w:tab/>
       <w:tab/>
-      <w:t>2025-06-15</w:t>
+      <w:t>2025-06-16</w:t>
       <w:br/>
       <w:br/>
     </w:r>

--- a/tillsyn/A 7824-2025 tillsynsbegäran.docx
+++ b/tillsyn/A 7824-2025 tillsynsbegäran.docx
@@ -485,7 +485,7 @@
     <w:r>
       <w:tab/>
       <w:tab/>
-      <w:t>2025-06-16</w:t>
+      <w:t>2025-06-17</w:t>
       <w:br/>
       <w:br/>
     </w:r>

--- a/tillsyn/A 7824-2025 tillsynsbegäran.docx
+++ b/tillsyn/A 7824-2025 tillsynsbegäran.docx
@@ -485,7 +485,7 @@
     <w:r>
       <w:tab/>
       <w:tab/>
-      <w:t>2025-06-17</w:t>
+      <w:t>2025-06-18</w:t>
       <w:br/>
       <w:br/>
     </w:r>

--- a/tillsyn/A 7824-2025 tillsynsbegäran.docx
+++ b/tillsyn/A 7824-2025 tillsynsbegäran.docx
@@ -485,7 +485,7 @@
     <w:r>
       <w:tab/>
       <w:tab/>
-      <w:t>2025-06-18</w:t>
+      <w:t>2025-06-19</w:t>
       <w:br/>
       <w:br/>
     </w:r>

--- a/tillsyn/A 7824-2025 tillsynsbegäran.docx
+++ b/tillsyn/A 7824-2025 tillsynsbegäran.docx
@@ -485,7 +485,7 @@
     <w:r>
       <w:tab/>
       <w:tab/>
-      <w:t>2025-06-19</w:t>
+      <w:t>2025-06-20</w:t>
       <w:br/>
       <w:br/>
     </w:r>

--- a/tillsyn/A 7824-2025 tillsynsbegäran.docx
+++ b/tillsyn/A 7824-2025 tillsynsbegäran.docx
@@ -485,7 +485,7 @@
     <w:r>
       <w:tab/>
       <w:tab/>
-      <w:t>2025-06-20</w:t>
+      <w:t>2025-06-21</w:t>
       <w:br/>
       <w:br/>
     </w:r>

--- a/tillsyn/A 7824-2025 tillsynsbegäran.docx
+++ b/tillsyn/A 7824-2025 tillsynsbegäran.docx
@@ -485,7 +485,7 @@
     <w:r>
       <w:tab/>
       <w:tab/>
-      <w:t>2025-06-21</w:t>
+      <w:t>2025-06-22</w:t>
       <w:br/>
       <w:br/>
     </w:r>

--- a/tillsyn/A 7824-2025 tillsynsbegäran.docx
+++ b/tillsyn/A 7824-2025 tillsynsbegäran.docx
@@ -485,7 +485,7 @@
     <w:r>
       <w:tab/>
       <w:tab/>
-      <w:t>2025-06-22</w:t>
+      <w:t>2025-06-23</w:t>
       <w:br/>
       <w:br/>
     </w:r>

--- a/tillsyn/A 7824-2025 tillsynsbegäran.docx
+++ b/tillsyn/A 7824-2025 tillsynsbegäran.docx
@@ -485,7 +485,7 @@
     <w:r>
       <w:tab/>
       <w:tab/>
-      <w:t>2025-06-23</w:t>
+      <w:t>2025-06-24</w:t>
       <w:br/>
       <w:br/>
     </w:r>

--- a/tillsyn/A 7824-2025 tillsynsbegäran.docx
+++ b/tillsyn/A 7824-2025 tillsynsbegäran.docx
@@ -485,7 +485,7 @@
     <w:r>
       <w:tab/>
       <w:tab/>
-      <w:t>2025-06-24</w:t>
+      <w:t>2025-06-25</w:t>
       <w:br/>
       <w:br/>
     </w:r>

--- a/tillsyn/A 7824-2025 tillsynsbegäran.docx
+++ b/tillsyn/A 7824-2025 tillsynsbegäran.docx
@@ -485,7 +485,7 @@
     <w:r>
       <w:tab/>
       <w:tab/>
-      <w:t>2025-06-25</w:t>
+      <w:t>2025-06-26</w:t>
       <w:br/>
       <w:br/>
     </w:r>

--- a/tillsyn/A 7824-2025 tillsynsbegäran.docx
+++ b/tillsyn/A 7824-2025 tillsynsbegäran.docx
@@ -485,7 +485,7 @@
     <w:r>
       <w:tab/>
       <w:tab/>
-      <w:t>2025-06-26</w:t>
+      <w:t>2025-06-27</w:t>
       <w:br/>
       <w:br/>
     </w:r>

--- a/tillsyn/A 7824-2025 tillsynsbegäran.docx
+++ b/tillsyn/A 7824-2025 tillsynsbegäran.docx
@@ -485,7 +485,7 @@
     <w:r>
       <w:tab/>
       <w:tab/>
-      <w:t>2025-06-27</w:t>
+      <w:t>2025-06-28</w:t>
       <w:br/>
       <w:br/>
     </w:r>

--- a/tillsyn/A 7824-2025 tillsynsbegäran.docx
+++ b/tillsyn/A 7824-2025 tillsynsbegäran.docx
@@ -485,7 +485,7 @@
     <w:r>
       <w:tab/>
       <w:tab/>
-      <w:t>2025-06-28</w:t>
+      <w:t>2025-06-29</w:t>
       <w:br/>
       <w:br/>
     </w:r>

--- a/tillsyn/A 7824-2025 tillsynsbegäran.docx
+++ b/tillsyn/A 7824-2025 tillsynsbegäran.docx
@@ -485,7 +485,7 @@
     <w:r>
       <w:tab/>
       <w:tab/>
-      <w:t>2025-06-29</w:t>
+      <w:t>2025-06-30</w:t>
       <w:br/>
       <w:br/>
     </w:r>

--- a/tillsyn/A 7824-2025 tillsynsbegäran.docx
+++ b/tillsyn/A 7824-2025 tillsynsbegäran.docx
@@ -485,7 +485,7 @@
     <w:r>
       <w:tab/>
       <w:tab/>
-      <w:t>2025-06-30</w:t>
+      <w:t>2025-07-01</w:t>
       <w:br/>
       <w:br/>
     </w:r>

--- a/tillsyn/A 7824-2025 tillsynsbegäran.docx
+++ b/tillsyn/A 7824-2025 tillsynsbegäran.docx
@@ -485,7 +485,7 @@
     <w:r>
       <w:tab/>
       <w:tab/>
-      <w:t>2025-07-01</w:t>
+      <w:t>2025-07-02</w:t>
       <w:br/>
       <w:br/>
     </w:r>

--- a/tillsyn/A 7824-2025 tillsynsbegäran.docx
+++ b/tillsyn/A 7824-2025 tillsynsbegäran.docx
@@ -485,7 +485,7 @@
     <w:r>
       <w:tab/>
       <w:tab/>
-      <w:t>2025-07-02</w:t>
+      <w:t>2025-07-03</w:t>
       <w:br/>
       <w:br/>
     </w:r>

--- a/tillsyn/A 7824-2025 tillsynsbegäran.docx
+++ b/tillsyn/A 7824-2025 tillsynsbegäran.docx
@@ -485,7 +485,7 @@
     <w:r>
       <w:tab/>
       <w:tab/>
-      <w:t>2025-07-03</w:t>
+      <w:t>2025-07-04</w:t>
       <w:br/>
       <w:br/>
     </w:r>

--- a/tillsyn/A 7824-2025 tillsynsbegäran.docx
+++ b/tillsyn/A 7824-2025 tillsynsbegäran.docx
@@ -485,7 +485,7 @@
     <w:r>
       <w:tab/>
       <w:tab/>
-      <w:t>2025-07-04</w:t>
+      <w:t>2025-07-05</w:t>
       <w:br/>
       <w:br/>
     </w:r>

--- a/tillsyn/A 7824-2025 tillsynsbegäran.docx
+++ b/tillsyn/A 7824-2025 tillsynsbegäran.docx
@@ -485,7 +485,7 @@
     <w:r>
       <w:tab/>
       <w:tab/>
-      <w:t>2025-07-05</w:t>
+      <w:t>2025-07-06</w:t>
       <w:br/>
       <w:br/>
     </w:r>

--- a/tillsyn/A 7824-2025 tillsynsbegäran.docx
+++ b/tillsyn/A 7824-2025 tillsynsbegäran.docx
@@ -485,7 +485,7 @@
     <w:r>
       <w:tab/>
       <w:tab/>
-      <w:t>2025-07-06</w:t>
+      <w:t>2025-07-07</w:t>
       <w:br/>
       <w:br/>
     </w:r>

--- a/tillsyn/A 7824-2025 tillsynsbegäran.docx
+++ b/tillsyn/A 7824-2025 tillsynsbegäran.docx
@@ -485,7 +485,7 @@
     <w:r>
       <w:tab/>
       <w:tab/>
-      <w:t>2025-07-07</w:t>
+      <w:t>2025-07-08</w:t>
       <w:br/>
       <w:br/>
     </w:r>

--- a/tillsyn/A 7824-2025 tillsynsbegäran.docx
+++ b/tillsyn/A 7824-2025 tillsynsbegäran.docx
@@ -485,7 +485,7 @@
     <w:r>
       <w:tab/>
       <w:tab/>
-      <w:t>2025-07-08</w:t>
+      <w:t>2025-07-09</w:t>
       <w:br/>
       <w:br/>
     </w:r>

--- a/tillsyn/A 7824-2025 tillsynsbegäran.docx
+++ b/tillsyn/A 7824-2025 tillsynsbegäran.docx
@@ -485,7 +485,7 @@
     <w:r>
       <w:tab/>
       <w:tab/>
-      <w:t>2025-07-09</w:t>
+      <w:t>2025-07-11</w:t>
       <w:br/>
       <w:br/>
     </w:r>

--- a/tillsyn/A 7824-2025 tillsynsbegäran.docx
+++ b/tillsyn/A 7824-2025 tillsynsbegäran.docx
@@ -485,7 +485,7 @@
     <w:r>
       <w:tab/>
       <w:tab/>
-      <w:t>2025-07-11</w:t>
+      <w:t>2025-07-12</w:t>
       <w:br/>
       <w:br/>
     </w:r>

--- a/tillsyn/A 7824-2025 tillsynsbegäran.docx
+++ b/tillsyn/A 7824-2025 tillsynsbegäran.docx
@@ -485,7 +485,7 @@
     <w:r>
       <w:tab/>
       <w:tab/>
-      <w:t>2025-07-12</w:t>
+      <w:t>2025-07-13</w:t>
       <w:br/>
       <w:br/>
     </w:r>

--- a/tillsyn/A 7824-2025 tillsynsbegäran.docx
+++ b/tillsyn/A 7824-2025 tillsynsbegäran.docx
@@ -485,7 +485,7 @@
     <w:r>
       <w:tab/>
       <w:tab/>
-      <w:t>2025-07-13</w:t>
+      <w:t>2025-07-14</w:t>
       <w:br/>
       <w:br/>
     </w:r>

--- a/tillsyn/A 7824-2025 tillsynsbegäran.docx
+++ b/tillsyn/A 7824-2025 tillsynsbegäran.docx
@@ -485,7 +485,7 @@
     <w:r>
       <w:tab/>
       <w:tab/>
-      <w:t>2025-08-06</w:t>
+      <w:t>2025-08-09</w:t>
       <w:br/>
       <w:br/>
     </w:r>
